--- a/pr-preview/pr-202/chapters/intro-tracked-changes.docx
+++ b/pr-preview/pr-202/chapters/intro-tracked-changes.docx
@@ -16,7 +16,7 @@
       </w:pPr>
       <w:del w:id="1" w:author="PR Preview" w:date="2026-01-01T00:00:00Z">
         <w:r>
-          <w:delText xml:space="preserve">Last modified: 2026-10-14 08:02:01 (PDT)</w:delText>
+          <w:delText xml:space="preserve">Last modified: 2026-10-16 04:14:45 (PDT)</w:delText>
         </w:r>
       </w:del>
     </w:p>
@@ -26,7 +26,7 @@
       </w:pPr>
       <w:ins w:id="2" w:author="PR Preview" w:date="2026-01-01T00:00:00Z">
         <w:r>
-          <w:t xml:space="preserve">Last modified: 2026-10-14 12:11:55 (PDT)</w:t>
+          <w:t xml:space="preserve">Last modified: 2026-10-16 04:17:13 (PDT)</w:t>
         </w:r>
       </w:ins>
     </w:p>
@@ -196,7 +196,7 @@
         <w:t xml:space="preserve">Most of its rules apply to any writing that explains technical ideas.</w:t>
       </w:r>
     </w:p>
-    <w:bookmarkStart w:id="15" w:name="what-the-book-covers"/>
+    <w:bookmarkStart w:id="16" w:name="what-the-book-covers"/>
     <w:p>
       <w:pPr>
         <w:pStyle w:val="Heading2"/>
@@ -222,7 +222,7 @@
         <w:t xml:space="preserve"> </w:t>
       </w:r>
       <w:r>
-        <w:t xml:space="preserve">Three chapters cover one kind of document:</w:t>
+        <w:t xml:space="preserve">Four chapters cover one kind of document:</w:t>
       </w:r>
     </w:p>
     <w:p>
@@ -288,8 +288,31 @@
         <w:t xml:space="preserve">covers lecture notes, slides, and problem sets.</w:t>
       </w:r>
     </w:p>
-    <w:bookmarkEnd w:id="15"/>
-    <w:bookmarkStart w:id="17" w:name="who-the-book-is-for"/>
+    <w:p>
+      <w:pPr>
+        <w:pStyle w:val="Compact"/>
+        <w:numPr>
+          <w:ilvl w:val="0"/>
+          <w:numId w:val="1001"/>
+        </w:numPr>
+      </w:pPr>
+      <w:hyperlink r:id="rId15">
+        <w:r>
+          <w:rPr>
+            <w:rStyle w:val="Hyperlink"/>
+          </w:rPr>
+          <w:t xml:space="preserve">Writing for code review and software</w:t>
+        </w:r>
+      </w:hyperlink>
+      <w:r>
+        <w:t xml:space="preserve"> </w:t>
+      </w:r>
+      <w:r>
+        <w:t xml:space="preserve">covers pull requests, issues, commit messages, READMEs, code comments, and release notes.</w:t>
+      </w:r>
+    </w:p>
+    <w:bookmarkEnd w:id="16"/>
+    <w:bookmarkStart w:id="18" w:name="who-the-book-is-for"/>
     <w:p>
       <w:pPr>
         <w:pStyle w:val="Heading2"/>
@@ -358,7 +381,7 @@
       <w:r>
         <w:t xml:space="preserve"> </w:t>
       </w:r>
-      <w:hyperlink r:id="rId16">
+      <w:hyperlink r:id="rId17">
         <w:r>
           <w:rPr>
             <w:rStyle w:val="Hyperlink"/>
@@ -409,8 +432,8 @@
         <w:t xml:space="preserve">without knowing what the paper is about.</w:t>
       </w:r>
     </w:p>
-    <w:bookmarkEnd w:id="17"/>
-    <w:bookmarkStart w:id="27" w:name="how-the-book-is-organized"/>
+    <w:bookmarkEnd w:id="18"/>
+    <w:bookmarkStart w:id="29" w:name="how-the-book-is-organized"/>
     <w:p>
       <w:pPr>
         <w:pStyle w:val="Heading2"/>
@@ -424,7 +447,7 @@
         <w:pStyle w:val="FirstParagraph"/>
       </w:pPr>
       <w:r>
-        <w:t xml:space="preserve">The chapters fall into four groups:</w:t>
+        <w:t xml:space="preserve">The chapters fall into six groups:</w:t>
       </w:r>
     </w:p>
     <w:p>
@@ -447,7 +470,7 @@
           <w:numId w:val="1003"/>
         </w:numPr>
       </w:pPr>
-      <w:hyperlink r:id="rId18">
+      <w:hyperlink r:id="rId19">
         <w:r>
           <w:rPr>
             <w:rStyle w:val="Hyperlink"/>
@@ -464,7 +487,7 @@
           <w:numId w:val="1003"/>
         </w:numPr>
       </w:pPr>
-      <w:hyperlink r:id="rId19">
+      <w:hyperlink r:id="rId20">
         <w:r>
           <w:rPr>
             <w:rStyle w:val="Hyperlink"/>
@@ -481,7 +504,7 @@
           <w:numId w:val="1003"/>
         </w:numPr>
       </w:pPr>
-      <w:hyperlink r:id="rId20">
+      <w:hyperlink r:id="rId21">
         <w:r>
           <w:rPr>
             <w:rStyle w:val="Hyperlink"/>
@@ -556,7 +579,7 @@
           <w:numId w:val="1005"/>
         </w:numPr>
       </w:pPr>
-      <w:hyperlink r:id="rId21">
+      <w:hyperlink r:id="rId22">
         <w:r>
           <w:rPr>
             <w:rStyle w:val="Hyperlink"/>
@@ -573,7 +596,7 @@
           <w:numId w:val="1005"/>
         </w:numPr>
       </w:pPr>
-      <w:hyperlink r:id="rId22">
+      <w:hyperlink r:id="rId23">
         <w:r>
           <w:rPr>
             <w:rStyle w:val="Hyperlink"/>
@@ -590,7 +613,7 @@
           <w:numId w:val="1005"/>
         </w:numPr>
       </w:pPr>
-      <w:hyperlink r:id="rId23">
+      <w:hyperlink r:id="rId24">
         <w:r>
           <w:rPr>
             <w:rStyle w:val="Hyperlink"/>
@@ -607,7 +630,7 @@
           <w:numId w:val="1005"/>
         </w:numPr>
       </w:pPr>
-      <w:hyperlink r:id="rId24">
+      <w:hyperlink r:id="rId25">
         <w:r>
           <w:rPr>
             <w:rStyle w:val="Hyperlink"/>
@@ -624,7 +647,7 @@
           <w:numId w:val="1005"/>
         </w:numPr>
       </w:pPr>
-      <w:hyperlink r:id="rId25">
+      <w:hyperlink r:id="rId26">
         <w:r>
           <w:rPr>
             <w:rStyle w:val="Hyperlink"/>
@@ -664,6 +687,64 @@
     </w:p>
     <w:p>
       <w:pPr>
+        <w:pStyle w:val="Compact"/>
+        <w:numPr>
+          <w:ilvl w:val="0"/>
+          <w:numId w:val="1002"/>
+        </w:numPr>
+      </w:pPr>
+      <w:r>
+        <w:t xml:space="preserve">Software:</w:t>
+      </w:r>
+    </w:p>
+    <w:p>
+      <w:pPr>
+        <w:pStyle w:val="Compact"/>
+        <w:numPr>
+          <w:ilvl w:val="1"/>
+          <w:numId w:val="1007"/>
+        </w:numPr>
+      </w:pPr>
+      <w:hyperlink r:id="rId15">
+        <w:r>
+          <w:rPr>
+            <w:rStyle w:val="Hyperlink"/>
+          </w:rPr>
+          <w:t xml:space="preserve">Writing for code review and software</w:t>
+        </w:r>
+      </w:hyperlink>
+    </w:p>
+    <w:p>
+      <w:pPr>
+        <w:pStyle w:val="Compact"/>
+        <w:numPr>
+          <w:ilvl w:val="0"/>
+          <w:numId w:val="1002"/>
+        </w:numPr>
+      </w:pPr>
+      <w:r>
+        <w:t xml:space="preserve">Thinking:</w:t>
+      </w:r>
+    </w:p>
+    <w:p>
+      <w:pPr>
+        <w:pStyle w:val="Compact"/>
+        <w:numPr>
+          <w:ilvl w:val="1"/>
+          <w:numId w:val="1008"/>
+        </w:numPr>
+      </w:pPr>
+      <w:hyperlink r:id="rId27">
+        <w:r>
+          <w:rPr>
+            <w:rStyle w:val="Hyperlink"/>
+          </w:rPr>
+          <w:t xml:space="preserve">Writing to clarify your thinking</w:t>
+        </w:r>
+      </w:hyperlink>
+    </w:p>
+    <w:p>
+      <w:pPr>
         <w:pStyle w:val="FirstParagraph"/>
       </w:pPr>
       <w:r>
@@ -672,7 +753,7 @@
       <w:r>
         <w:t xml:space="preserve"> </w:t>
       </w:r>
-      <w:hyperlink r:id="rId26">
+      <w:hyperlink r:id="rId28">
         <w:r>
           <w:rPr>
             <w:rStyle w:val="Hyperlink"/>
@@ -693,8 +774,8 @@
         <w:t xml:space="preserve">as a checklist for revising a draft.</w:t>
       </w:r>
     </w:p>
-    <w:bookmarkEnd w:id="27"/>
-    <w:bookmarkStart w:id="28" w:name="how-to-read-the-book"/>
+    <w:bookmarkEnd w:id="29"/>
+    <w:bookmarkStart w:id="30" w:name="how-to-read-the-book"/>
     <w:p>
       <w:pPr>
         <w:pStyle w:val="Heading2"/>
@@ -743,7 +824,7 @@
       <w:r>
         <w:t xml:space="preserve"> </w:t>
       </w:r>
-      <w:hyperlink r:id="rId21">
+      <w:hyperlink r:id="rId22">
         <w:r>
           <w:rPr>
             <w:rStyle w:val="Hyperlink"/>
@@ -831,7 +912,7 @@
       <w:r>
         <w:t xml:space="preserve"> </w:t>
       </w:r>
-      <w:hyperlink r:id="rId26">
+      <w:hyperlink r:id="rId28">
         <w:r>
           <w:rPr>
             <w:rStyle w:val="Hyperlink"/>
@@ -846,8 +927,8 @@
         <w:t xml:space="preserve">checklist when you revise.</w:t>
       </w:r>
     </w:p>
-    <w:bookmarkEnd w:id="28"/>
-    <w:bookmarkStart w:id="34" w:name="sec-further-reading"/>
+    <w:bookmarkEnd w:id="30"/>
+    <w:bookmarkStart w:id="36" w:name="sec-further-reading"/>
     <w:p>
       <w:pPr>
         <w:pStyle w:val="Heading2"/>
@@ -869,7 +950,7 @@
         <w:pStyle w:val="Compact"/>
         <w:numPr>
           <w:ilvl w:val="0"/>
-          <w:numId w:val="1007"/>
+          <w:numId w:val="1009"/>
         </w:numPr>
       </w:pPr>
       <w:r>
@@ -887,7 +968,7 @@
         <w:pStyle w:val="Compact"/>
         <w:numPr>
           <w:ilvl w:val="0"/>
-          <w:numId w:val="1007"/>
+          <w:numId w:val="1009"/>
         </w:numPr>
       </w:pPr>
       <w:r>
@@ -927,7 +1008,7 @@
         <w:pStyle w:val="Compact"/>
         <w:numPr>
           <w:ilvl w:val="0"/>
-          <w:numId w:val="1007"/>
+          <w:numId w:val="1009"/>
         </w:numPr>
       </w:pPr>
       <w:r>
@@ -945,10 +1026,10 @@
         <w:pStyle w:val="Compact"/>
         <w:numPr>
           <w:ilvl w:val="0"/>
-          <w:numId w:val="1007"/>
+          <w:numId w:val="1009"/>
         </w:numPr>
       </w:pPr>
-      <w:hyperlink r:id="rId29">
+      <w:hyperlink r:id="rId31">
         <w:r>
           <w:rPr>
             <w:rStyle w:val="Hyperlink"/>
@@ -1032,12 +1113,12 @@
                 <wp:inline>
                   <wp:extent cx="152400" cy="152400"/>
                   <wp:effectExtent b="0" l="0" r="0" t="0"/>
-                  <wp:docPr descr="" title="" id="30" name="Picture"/>
+                  <wp:docPr descr="" title="" id="32" name="Picture"/>
                   <a:graphic>
                     <a:graphicData uri="http://schemas.openxmlformats.org/drawingml/2006/picture">
                       <pic:pic>
                         <pic:nvPicPr>
-                          <pic:cNvPr descr="/opt/quarto/share/formats/docx/note.png" id="31" name="Picture"/>
+                          <pic:cNvPr descr="/opt/quarto/share/formats/docx/note.png" id="33" name="Picture"/>
                           <pic:cNvPicPr>
                             <a:picLocks noChangeArrowheads="1" noChangeAspect="1"/>
                           </pic:cNvPicPr>
@@ -1105,7 +1186,7 @@
             <w:r>
               <w:t xml:space="preserve"> </w:t>
             </w:r>
-            <w:hyperlink r:id="rId32">
+            <w:hyperlink r:id="rId34">
               <w:r>
                 <w:rPr>
                   <w:rStyle w:val="Hyperlink"/>
@@ -1128,7 +1209,7 @@
             <w:r>
               <w:t xml:space="preserve"> </w:t>
             </w:r>
-            <w:hyperlink r:id="rId33">
+            <w:hyperlink r:id="rId35">
               <w:r>
                 <w:rPr>
                   <w:rStyle w:val="Hyperlink"/>
@@ -1147,8 +1228,8 @@
         </w:tc>
       </w:tr>
     </w:tbl>
-    <w:bookmarkEnd w:id="34"/>
-    <w:bookmarkStart w:id="43" w:name="contributing"/>
+    <w:bookmarkEnd w:id="36"/>
+    <w:bookmarkStart w:id="45" w:name="contributing"/>
     <w:p>
       <w:pPr>
         <w:pStyle w:val="Heading2"/>
@@ -1179,7 +1260,7 @@
       <w:r>
         <w:t xml:space="preserve"> </w:t>
       </w:r>
-      <w:hyperlink r:id="rId35">
+      <w:hyperlink r:id="rId37">
         <w:r>
           <w:rPr>
             <w:rStyle w:val="Hyperlink"/>
@@ -1191,8 +1272,8 @@
         <w:t xml:space="preserve">.</w:t>
       </w:r>
     </w:p>
-    <w:bookmarkStart w:id="42" w:name="refs"/>
-    <w:bookmarkStart w:id="37" w:name="ref-luby2022pathway"/>
+    <w:bookmarkStart w:id="44" w:name="refs"/>
+    <w:bookmarkStart w:id="39" w:name="ref-luby2022pathway"/>
     <w:p>
       <w:pPr>
         <w:pStyle w:val="Bibliography"/>
@@ -1216,7 +1297,7 @@
       <w:r>
         <w:t xml:space="preserve"> </w:t>
       </w:r>
-      <w:hyperlink r:id="rId36">
+      <w:hyperlink r:id="rId38">
         <w:r>
           <w:rPr>
             <w:rStyle w:val="Hyperlink"/>
@@ -1228,8 +1309,8 @@
         <w:t xml:space="preserve">.</w:t>
       </w:r>
     </w:p>
-    <w:bookmarkEnd w:id="37"/>
-    <w:bookmarkStart w:id="39" w:name="ref-natphys2007elements"/>
+    <w:bookmarkEnd w:id="39"/>
+    <w:bookmarkStart w:id="41" w:name="ref-natphys2007elements"/>
     <w:p>
       <w:pPr>
         <w:pStyle w:val="Bibliography"/>
@@ -1262,7 +1343,7 @@
       <w:r>
         <w:t xml:space="preserve"> </w:t>
       </w:r>
-      <w:hyperlink r:id="rId38">
+      <w:hyperlink r:id="rId40">
         <w:r>
           <w:rPr>
             <w:rStyle w:val="Hyperlink"/>
@@ -1274,8 +1355,8 @@
         <w:t xml:space="preserve">.</w:t>
       </w:r>
     </w:p>
-    <w:bookmarkEnd w:id="39"/>
-    <w:bookmarkStart w:id="41" w:name="ref-savage2019"/>
+    <w:bookmarkEnd w:id="41"/>
+    <w:bookmarkStart w:id="43" w:name="ref-savage2019"/>
     <w:p>
       <w:pPr>
         <w:pStyle w:val="Bibliography"/>
@@ -1317,7 +1398,7 @@
       <w:r>
         <w:t xml:space="preserve"> </w:t>
       </w:r>
-      <w:hyperlink r:id="rId40">
+      <w:hyperlink r:id="rId42">
         <w:r>
           <w:rPr>
             <w:rStyle w:val="Hyperlink"/>
@@ -1329,9 +1410,9 @@
         <w:t xml:space="preserve">.</w:t>
       </w:r>
     </w:p>
-    <w:bookmarkEnd w:id="41"/>
-    <w:bookmarkEnd w:id="42"/>
     <w:bookmarkEnd w:id="43"/>
+    <w:bookmarkEnd w:id="44"/>
+    <w:bookmarkEnd w:id="45"/>
     <w:sectPr>
       <w:footnotePr>
         <w:numRestart w:val="eachSect"/>
@@ -1567,6 +1648,12 @@
     <w:abstractNumId w:val="991"/>
   </w:num>
   <w:num w:numId="1007">
+    <w:abstractNumId w:val="991"/>
+  </w:num>
+  <w:num w:numId="1008">
+    <w:abstractNumId w:val="991"/>
+  </w:num>
+  <w:num w:numId="1009">
     <w:abstractNumId w:val="991"/>
   </w:num>
 </w:numbering>

--- a/pr-preview/pr-202/chapters/intro-tracked-changes.docx
+++ b/pr-preview/pr-202/chapters/intro-tracked-changes.docx
@@ -16,7 +16,7 @@
       </w:pPr>
       <w:del w:id="1" w:author="PR Preview" w:date="2026-01-01T00:00:00Z">
         <w:r>
-          <w:delText xml:space="preserve">Last modified: 2026-10-16 04:14:45 (PDT)</w:delText>
+          <w:delText xml:space="preserve">Last modified: 2026-10-16 04:57:30 (PDT)</w:delText>
         </w:r>
       </w:del>
     </w:p>
@@ -26,7 +26,7 @@
       </w:pPr>
       <w:ins w:id="2" w:author="PR Preview" w:date="2026-01-01T00:00:00Z">
         <w:r>
-          <w:t xml:space="preserve">Last modified: 2026-10-16 04:17:13 (PDT)</w:t>
+          <w:t xml:space="preserve">Last modified: 2026-10-16 04:58:56 (PDT)</w:t>
         </w:r>
       </w:ins>
     </w:p>
